--- a/module-01-study-of-life/module-01-study-of-life-practice-quiz.docx
+++ b/module-01-study-of-life/module-01-study-of-life-practice-quiz.docx
@@ -24,9 +24,6 @@
       </w:r>
       <w:r>
         <w:t>A student sees frost crystals slowly "grow" on a cold window overnight. Why don't biologists count this as life?</w:t>
-      </w:r>
-      <w:r>
-        <w:br/>
       </w:r>
       <w:r>
         <w:br/>
@@ -104,9 +101,6 @@
         <w:br/>
       </w:r>
       <w:r>
-        <w:br/>
-      </w:r>
-      <w:r>
         <w:t>A. hypothesis being tested</w:t>
       </w:r>
     </w:p>
@@ -179,9 +173,6 @@
         <w:br/>
       </w:r>
       <w:r>
-        <w:br/>
-      </w:r>
-      <w:r>
         <w:t>A. Ecosystem, organism, cell</w:t>
       </w:r>
     </w:p>
@@ -249,9 +240,6 @@
       </w:r>
       <w:r>
         <w:t>A hypothesis survives many careful tests over many years. What should happen to it?</w:t>
-      </w:r>
-      <w:r>
-        <w:br/>
       </w:r>
       <w:r>
         <w:br/>

--- a/module-01-study-of-life/module-01-study-of-life-practice-quiz.docx
+++ b/module-01-study-of-life/module-01-study-of-life-practice-quiz.docx
@@ -16,288 +16,336 @@
       </w:r>
     </w:p>
     <w:p>
+      <w:pPr>
+        <w:keepNext/>
+        <w:keepLines/>
+      </w:pPr>
       <w:r>
-        <w:t xml:space="preserve">• </w:t>
-      </w:r>
-      <w:r>
-        <w:br/>
+        <w:t xml:space="preserve">1. </w:t>
       </w:r>
       <w:r>
         <w:t>A student sees frost crystals slowly "grow" on a cold window overnight. Why don't biologists count this as life?</w:t>
       </w:r>
+    </w:p>
+    <w:p>
+      <w:pPr>
+        <w:keepNext/>
+        <w:keepLines/>
+      </w:pPr>
       <w:r>
-        <w:br/>
+        <w:t xml:space="preserve">• </w:t>
       </w:r>
       <w:r>
         <w:t>A. Growth by itself is not enough; life needs cells, metabolism, response, and reproduction together.</w:t>
       </w:r>
     </w:p>
     <w:p>
+      <w:pPr>
+        <w:keepNext/>
+        <w:keepLines/>
+      </w:pPr>
       <w:r>
         <w:t xml:space="preserve">• </w:t>
-      </w:r>
-      <w:r>
-        <w:br/>
       </w:r>
       <w:r>
         <w:t>B. Crystals are too small to be considered alive.</w:t>
       </w:r>
     </w:p>
     <w:p>
+      <w:pPr>
+        <w:keepNext/>
+        <w:keepLines/>
+      </w:pPr>
       <w:r>
         <w:t xml:space="preserve">• </w:t>
-      </w:r>
-      <w:r>
-        <w:br/>
       </w:r>
       <w:r>
         <w:t>C. Crystals are never found in the natural world.</w:t>
       </w:r>
     </w:p>
     <w:p>
+      <w:pPr>
+        <w:keepNext/>
+        <w:keepLines/>
+      </w:pPr>
       <w:r>
         <w:t xml:space="preserve">• </w:t>
-      </w:r>
-      <w:r>
-        <w:br/>
       </w:r>
       <w:r>
         <w:t>D. Only warm objects can ever be alive.</w:t>
       </w:r>
     </w:p>
     <w:p>
+      <w:pPr>
+        <w:keepNext/>
+        <w:keepLines/>
+      </w:pPr>
       <w:r>
         <w:t xml:space="preserve">• </w:t>
-      </w:r>
-      <w:r>
-        <w:br/>
       </w:r>
       <w:r>
         <w:t>Answer: A</w:t>
       </w:r>
     </w:p>
     <w:p>
+      <w:pPr>
+        <w:keepNext w:val="0"/>
+        <w:keepLines/>
+      </w:pPr>
       <w:r>
         <w:t xml:space="preserve">• </w:t>
-      </w:r>
-      <w:r>
-        <w:br/>
       </w:r>
       <w:r>
         <w:t>Why: No single trait defines life. Living things share a set of properties together: cells, metabolism, homeostasis, response, reproduction, and evolution.</w:t>
       </w:r>
     </w:p>
     <w:p>
+      <w:pPr>
+        <w:keepNext/>
+        <w:keepLines/>
+      </w:pPr>
       <w:r>
-        <w:t xml:space="preserve">• </w:t>
-      </w:r>
-      <w:r>
-        <w:br/>
+        <w:t xml:space="preserve">2. </w:t>
       </w:r>
       <w:r>
         <w:t>To test whether fertilizer speeds plant growth, a student changes the amount of fertilizer given to each plant. The amount of fertilizer is the:</w:t>
       </w:r>
+    </w:p>
+    <w:p>
+      <w:pPr>
+        <w:keepNext/>
+        <w:keepLines/>
+      </w:pPr>
       <w:r>
-        <w:br/>
+        <w:t xml:space="preserve">• </w:t>
       </w:r>
       <w:r>
         <w:t>A. hypothesis being tested</w:t>
       </w:r>
     </w:p>
     <w:p>
+      <w:pPr>
+        <w:keepNext/>
+        <w:keepLines/>
+      </w:pPr>
       <w:r>
         <w:t xml:space="preserve">• </w:t>
-      </w:r>
-      <w:r>
-        <w:br/>
       </w:r>
       <w:r>
         <w:t>B. variable that is changed</w:t>
       </w:r>
     </w:p>
     <w:p>
+      <w:pPr>
+        <w:keepNext/>
+        <w:keepLines/>
+      </w:pPr>
       <w:r>
         <w:t xml:space="preserve">• </w:t>
-      </w:r>
-      <w:r>
-        <w:br/>
       </w:r>
       <w:r>
         <w:t>C. final conclusion</w:t>
       </w:r>
     </w:p>
     <w:p>
+      <w:pPr>
+        <w:keepNext/>
+        <w:keepLines/>
+      </w:pPr>
       <w:r>
         <w:t xml:space="preserve">• </w:t>
-      </w:r>
-      <w:r>
-        <w:br/>
       </w:r>
       <w:r>
         <w:t>D. supporting theory</w:t>
       </w:r>
     </w:p>
     <w:p>
+      <w:pPr>
+        <w:keepNext/>
+        <w:keepLines/>
+      </w:pPr>
       <w:r>
         <w:t xml:space="preserve">• </w:t>
-      </w:r>
-      <w:r>
-        <w:br/>
       </w:r>
       <w:r>
         <w:t>Answer: B</w:t>
       </w:r>
     </w:p>
     <w:p>
+      <w:pPr>
+        <w:keepNext w:val="0"/>
+        <w:keepLines/>
+      </w:pPr>
       <w:r>
         <w:t xml:space="preserve">• </w:t>
-      </w:r>
-      <w:r>
-        <w:br/>
       </w:r>
       <w:r>
         <w:t>Why: The variable is the factor that changes in an investigation. The hypothesis is the testable explanation, and the conclusion comes after the data.</w:t>
       </w:r>
     </w:p>
     <w:p>
+      <w:pPr>
+        <w:keepNext/>
+        <w:keepLines/>
+      </w:pPr>
       <w:r>
-        <w:t xml:space="preserve">• </w:t>
-      </w:r>
-      <w:r>
-        <w:br/>
+        <w:t xml:space="preserve">3. </w:t>
       </w:r>
       <w:r>
         <w:t>Which list places levels of biological organization from smallest to largest?</w:t>
       </w:r>
+    </w:p>
+    <w:p>
+      <w:pPr>
+        <w:keepNext/>
+        <w:keepLines/>
+      </w:pPr>
       <w:r>
-        <w:br/>
+        <w:t xml:space="preserve">• </w:t>
       </w:r>
       <w:r>
         <w:t>A. Ecosystem, organism, cell</w:t>
       </w:r>
     </w:p>
     <w:p>
+      <w:pPr>
+        <w:keepNext/>
+        <w:keepLines/>
+      </w:pPr>
       <w:r>
         <w:t xml:space="preserve">• </w:t>
-      </w:r>
-      <w:r>
-        <w:br/>
       </w:r>
       <w:r>
         <w:t>B. Organism, cell, molecule</w:t>
       </w:r>
     </w:p>
     <w:p>
+      <w:pPr>
+        <w:keepNext/>
+        <w:keepLines/>
+      </w:pPr>
       <w:r>
         <w:t xml:space="preserve">• </w:t>
-      </w:r>
-      <w:r>
-        <w:br/>
       </w:r>
       <w:r>
         <w:t>C. Cell, organism, ecosystem</w:t>
       </w:r>
     </w:p>
     <w:p>
+      <w:pPr>
+        <w:keepNext/>
+        <w:keepLines/>
+      </w:pPr>
       <w:r>
         <w:t xml:space="preserve">• </w:t>
-      </w:r>
-      <w:r>
-        <w:br/>
       </w:r>
       <w:r>
         <w:t>D. Population, cell, molecule</w:t>
       </w:r>
     </w:p>
     <w:p>
+      <w:pPr>
+        <w:keepNext/>
+        <w:keepLines/>
+      </w:pPr>
       <w:r>
         <w:t xml:space="preserve">• </w:t>
-      </w:r>
-      <w:r>
-        <w:br/>
       </w:r>
       <w:r>
         <w:t>Answer: C</w:t>
       </w:r>
     </w:p>
     <w:p>
+      <w:pPr>
+        <w:keepNext w:val="0"/>
+        <w:keepLines/>
+      </w:pPr>
       <w:r>
         <w:t xml:space="preserve">• </w:t>
-      </w:r>
-      <w:r>
-        <w:br/>
       </w:r>
       <w:r>
         <w:t>Why: Biology is organized across scales: cells build organisms, which form populations and ecosystems.</w:t>
       </w:r>
     </w:p>
     <w:p>
+      <w:pPr>
+        <w:keepNext/>
+        <w:keepLines/>
+      </w:pPr>
       <w:r>
-        <w:t xml:space="preserve">• </w:t>
-      </w:r>
-      <w:r>
-        <w:br/>
+        <w:t xml:space="preserve">4. </w:t>
       </w:r>
       <w:r>
         <w:t>A hypothesis survives many careful tests over many years. What should happen to it?</w:t>
       </w:r>
+    </w:p>
+    <w:p>
+      <w:pPr>
+        <w:keepNext/>
+        <w:keepLines/>
+      </w:pPr>
       <w:r>
-        <w:br/>
+        <w:t xml:space="preserve">• </w:t>
       </w:r>
       <w:r>
         <w:t>A. It becomes a fixed fact that can never change.</w:t>
       </w:r>
     </w:p>
     <w:p>
+      <w:pPr>
+        <w:keepNext/>
+        <w:keepLines/>
+      </w:pPr>
       <w:r>
         <w:t xml:space="preserve">• </w:t>
-      </w:r>
-      <w:r>
-        <w:br/>
       </w:r>
       <w:r>
         <w:t>B. It should be hidden so no one can disprove it.</w:t>
       </w:r>
     </w:p>
     <w:p>
+      <w:pPr>
+        <w:keepNext/>
+        <w:keepLines/>
+      </w:pPr>
       <w:r>
         <w:t xml:space="preserve">• </w:t>
-      </w:r>
-      <w:r>
-        <w:br/>
       </w:r>
       <w:r>
         <w:t>C. It must be discarded simply because it is old.</w:t>
       </w:r>
     </w:p>
     <w:p>
+      <w:pPr>
+        <w:keepNext/>
+        <w:keepLines/>
+      </w:pPr>
       <w:r>
         <w:t xml:space="preserve">• </w:t>
-      </w:r>
-      <w:r>
-        <w:br/>
       </w:r>
       <w:r>
         <w:t>D. It may contribute evidence to a broader theory, but hypotheses and theories are different kinds of scientific explanation.</w:t>
       </w:r>
     </w:p>
     <w:p>
+      <w:pPr>
+        <w:keepNext/>
+        <w:keepLines/>
+      </w:pPr>
       <w:r>
         <w:t xml:space="preserve">• </w:t>
-      </w:r>
-      <w:r>
-        <w:br/>
       </w:r>
       <w:r>
         <w:t>Answer: D</w:t>
       </w:r>
     </w:p>
     <w:p>
+      <w:pPr>
+        <w:keepNext w:val="0"/>
+        <w:keepLines/>
+      </w:pPr>
       <w:r>
         <w:t xml:space="preserve">• </w:t>
-      </w:r>
-      <w:r>
-        <w:br/>
       </w:r>
       <w:r>
         <w:t>Why: A hypothesis is a testable explanation for a specific observation or pattern. A theory is a broad explanation supported by many lines of evidence; a hypothesis does not simply mature into a theory. Both remain open to revision when new evidence appears.</w:t>
@@ -739,7 +787,7 @@
       <w:rFonts w:asciiTheme="majorHAnsi" w:eastAsiaTheme="majorEastAsia" w:hAnsiTheme="majorHAnsi" w:cstheme="majorBidi"/>
       <w:b/>
       <w:bCs/>
-      <w:color w:val="365F91" w:themeColor="accent1" w:themeShade="BF"/>
+      <w:color w:val="000000"/>
       <w:sz w:val="28"/>
       <w:szCs w:val="28"/>
     </w:rPr>
@@ -763,7 +811,7 @@
       <w:rFonts w:asciiTheme="majorHAnsi" w:eastAsiaTheme="majorEastAsia" w:hAnsiTheme="majorHAnsi" w:cstheme="majorBidi"/>
       <w:b/>
       <w:bCs/>
-      <w:color w:val="4F81BD" w:themeColor="accent1"/>
+      <w:color w:val="000000"/>
       <w:sz w:val="26"/>
       <w:szCs w:val="26"/>
     </w:rPr>
@@ -787,7 +835,7 @@
       <w:rFonts w:asciiTheme="majorHAnsi" w:eastAsiaTheme="majorEastAsia" w:hAnsiTheme="majorHAnsi" w:cstheme="majorBidi"/>
       <w:b/>
       <w:bCs/>
-      <w:color w:val="4F81BD" w:themeColor="accent1"/>
+      <w:color w:val="000000"/>
     </w:rPr>
   </w:style>
   <w:style w:type="paragraph" w:styleId="Heading4">
@@ -812,7 +860,7 @@
       <w:bCs/>
       <w:i/>
       <w:iCs/>
-      <w:color w:val="4F81BD" w:themeColor="accent1"/>
+      <w:color w:val="000000"/>
     </w:rPr>
   </w:style>
   <w:style w:type="paragraph" w:styleId="Heading5">
@@ -833,7 +881,7 @@
     </w:pPr>
     <w:rPr>
       <w:rFonts w:asciiTheme="majorHAnsi" w:eastAsiaTheme="majorEastAsia" w:hAnsiTheme="majorHAnsi" w:cstheme="majorBidi"/>
-      <w:color w:val="243F60" w:themeColor="accent1" w:themeShade="7F"/>
+      <w:color w:val="000000"/>
     </w:rPr>
   </w:style>
   <w:style w:type="paragraph" w:styleId="Heading6">
@@ -856,7 +904,7 @@
       <w:rFonts w:asciiTheme="majorHAnsi" w:eastAsiaTheme="majorEastAsia" w:hAnsiTheme="majorHAnsi" w:cstheme="majorBidi"/>
       <w:i/>
       <w:iCs/>
-      <w:color w:val="243F60" w:themeColor="accent1" w:themeShade="7F"/>
+      <w:color w:val="000000"/>
     </w:rPr>
   </w:style>
   <w:style w:type="paragraph" w:styleId="Heading7">
@@ -1026,7 +1074,7 @@
     </w:pPr>
     <w:rPr>
       <w:rFonts w:asciiTheme="majorHAnsi" w:eastAsiaTheme="majorEastAsia" w:hAnsiTheme="majorHAnsi" w:cstheme="majorBidi"/>
-      <w:color w:val="17365D" w:themeColor="text2" w:themeShade="BF"/>
+      <w:color w:val="000000"/>
       <w:spacing w:val="5"/>
       <w:kern w:val="28"/>
       <w:sz w:val="52"/>
@@ -1065,7 +1113,7 @@
       <w:rFonts w:asciiTheme="majorHAnsi" w:eastAsiaTheme="majorEastAsia" w:hAnsiTheme="majorHAnsi" w:cstheme="majorBidi"/>
       <w:i/>
       <w:iCs/>
-      <w:color w:val="4F81BD" w:themeColor="accent1"/>
+      <w:color w:val="000000"/>
       <w:spacing w:val="15"/>
       <w:sz w:val="24"/>
       <w:szCs w:val="24"/>
